--- a/2520030172_week1.docx
+++ b/2520030172_week1.docx
@@ -4,6 +4,9 @@
   <w:body>
     <w:p>
       <w:r>
+        <w:rPr>
+          <w:noProof/>
+        </w:rPr>
         <w:drawing>
           <wp:inline distT="0" distB="0" distL="0" distR="0" wp14:anchorId="1BA30FCC" wp14:editId="0458B0FB">
             <wp:extent cx="5943600" cy="6304915"/>
@@ -41,14 +44,18 @@
         </w:drawing>
       </w:r>
     </w:p>
+    <w:p/>
     <w:p>
       <w:r>
+        <w:rPr>
+          <w:noProof/>
+        </w:rPr>
         <w:lastRenderedPageBreak/>
         <w:drawing>
-          <wp:inline distT="0" distB="0" distL="0" distR="0" wp14:anchorId="4B6639EA" wp14:editId="2BC89FEC">
-            <wp:extent cx="4838700" cy="2720218"/>
-            <wp:effectExtent l="0" t="0" r="0" b="4445"/>
-            <wp:docPr id="1871580440" name="Picture 1"/>
+          <wp:inline distT="0" distB="0" distL="0" distR="0" wp14:anchorId="08F1464E" wp14:editId="2B22CEE4">
+            <wp:extent cx="5915851" cy="7316221"/>
+            <wp:effectExtent l="0" t="0" r="8890" b="0"/>
+            <wp:docPr id="149060743" name="Picture 1"/>
             <wp:cNvGraphicFramePr>
               <a:graphicFrameLocks xmlns:a="http://schemas.openxmlformats.org/drawingml/2006/main" noChangeAspect="1"/>
             </wp:cNvGraphicFramePr>
@@ -56,7 +63,7 @@
               <a:graphicData uri="http://schemas.openxmlformats.org/drawingml/2006/picture">
                 <pic:pic xmlns:pic="http://schemas.openxmlformats.org/drawingml/2006/picture">
                   <pic:nvPicPr>
-                    <pic:cNvPr id="1871580440" name=""/>
+                    <pic:cNvPr id="149060743" name=""/>
                     <pic:cNvPicPr/>
                   </pic:nvPicPr>
                   <pic:blipFill>
@@ -68,44 +75,7 @@
                   <pic:spPr>
                     <a:xfrm>
                       <a:off x="0" y="0"/>
-                      <a:ext cx="4851549" cy="2727441"/>
-                    </a:xfrm>
-                    <a:prstGeom prst="rect">
-                      <a:avLst/>
-                    </a:prstGeom>
-                  </pic:spPr>
-                </pic:pic>
-              </a:graphicData>
-            </a:graphic>
-          </wp:inline>
-        </w:drawing>
-      </w:r>
-      <w:r>
-        <w:drawing>
-          <wp:inline distT="0" distB="0" distL="0" distR="0" wp14:anchorId="66CA067D" wp14:editId="2BFCA06C">
-            <wp:extent cx="5724525" cy="3121579"/>
-            <wp:effectExtent l="0" t="0" r="0" b="3175"/>
-            <wp:docPr id="30052732" name="Picture 1"/>
-            <wp:cNvGraphicFramePr>
-              <a:graphicFrameLocks xmlns:a="http://schemas.openxmlformats.org/drawingml/2006/main" noChangeAspect="1"/>
-            </wp:cNvGraphicFramePr>
-            <a:graphic xmlns:a="http://schemas.openxmlformats.org/drawingml/2006/main">
-              <a:graphicData uri="http://schemas.openxmlformats.org/drawingml/2006/picture">
-                <pic:pic xmlns:pic="http://schemas.openxmlformats.org/drawingml/2006/picture">
-                  <pic:nvPicPr>
-                    <pic:cNvPr id="30052732" name=""/>
-                    <pic:cNvPicPr/>
-                  </pic:nvPicPr>
-                  <pic:blipFill>
-                    <a:blip r:embed="rId6"/>
-                    <a:stretch>
-                      <a:fillRect/>
-                    </a:stretch>
-                  </pic:blipFill>
-                  <pic:spPr>
-                    <a:xfrm>
-                      <a:off x="0" y="0"/>
-                      <a:ext cx="5727524" cy="3123214"/>
+                      <a:ext cx="5915851" cy="7316221"/>
                     </a:xfrm>
                     <a:prstGeom prst="rect">
                       <a:avLst/>
@@ -120,12 +90,23 @@
     </w:p>
     <w:p>
       <w:r>
+        <w:rPr>
+          <w:noProof/>
+        </w:rPr>
         <w:lastRenderedPageBreak/>
         <w:drawing>
-          <wp:inline distT="0" distB="0" distL="0" distR="0" wp14:anchorId="64E56DC1" wp14:editId="581D6E52">
-            <wp:extent cx="5943600" cy="3341370"/>
+          <wp:anchor distT="0" distB="0" distL="114300" distR="114300" simplePos="0" relativeHeight="251658240" behindDoc="0" locked="0" layoutInCell="1" allowOverlap="1" wp14:anchorId="426818F1" wp14:editId="2B81EFF0">
+            <wp:simplePos x="0" y="0"/>
+            <wp:positionH relativeFrom="margin">
+              <wp:posOffset>-704850</wp:posOffset>
+            </wp:positionH>
+            <wp:positionV relativeFrom="paragraph">
+              <wp:posOffset>0</wp:posOffset>
+            </wp:positionV>
+            <wp:extent cx="7315200" cy="4705350"/>
             <wp:effectExtent l="0" t="0" r="0" b="0"/>
-            <wp:docPr id="1977941288" name="Picture 1"/>
+            <wp:wrapSquare wrapText="bothSides"/>
+            <wp:docPr id="1953004009" name="Picture 1"/>
             <wp:cNvGraphicFramePr>
               <a:graphicFrameLocks xmlns:a="http://schemas.openxmlformats.org/drawingml/2006/main" noChangeAspect="1"/>
             </wp:cNvGraphicFramePr>
@@ -133,7 +114,62 @@
               <a:graphicData uri="http://schemas.openxmlformats.org/drawingml/2006/picture">
                 <pic:pic xmlns:pic="http://schemas.openxmlformats.org/drawingml/2006/picture">
                   <pic:nvPicPr>
-                    <pic:cNvPr id="1977941288" name=""/>
+                    <pic:cNvPr id="1953004009" name=""/>
+                    <pic:cNvPicPr/>
+                  </pic:nvPicPr>
+                  <pic:blipFill>
+                    <a:blip r:embed="rId6">
+                      <a:extLst>
+                        <a:ext uri="{28A0092B-C50C-407E-A947-70E740481C1C}">
+                          <a14:useLocalDpi xmlns:a14="http://schemas.microsoft.com/office/drawing/2010/main" val="0"/>
+                        </a:ext>
+                      </a:extLst>
+                    </a:blip>
+                    <a:stretch>
+                      <a:fillRect/>
+                    </a:stretch>
+                  </pic:blipFill>
+                  <pic:spPr>
+                    <a:xfrm>
+                      <a:off x="0" y="0"/>
+                      <a:ext cx="7315200" cy="4705350"/>
+                    </a:xfrm>
+                    <a:prstGeom prst="rect">
+                      <a:avLst/>
+                    </a:prstGeom>
+                  </pic:spPr>
+                </pic:pic>
+              </a:graphicData>
+            </a:graphic>
+            <wp14:sizeRelH relativeFrom="page">
+              <wp14:pctWidth>0</wp14:pctWidth>
+            </wp14:sizeRelH>
+            <wp14:sizeRelV relativeFrom="page">
+              <wp14:pctHeight>0</wp14:pctHeight>
+            </wp14:sizeRelV>
+          </wp:anchor>
+        </w:drawing>
+      </w:r>
+    </w:p>
+    <w:p>
+      <w:r>
+        <w:rPr>
+          <w:noProof/>
+        </w:rPr>
+        <w:lastRenderedPageBreak/>
+        <w:drawing>
+          <wp:inline distT="0" distB="0" distL="0" distR="0" wp14:anchorId="47FB136E" wp14:editId="20EDD7BD">
+            <wp:extent cx="5943600" cy="3341370"/>
+            <wp:effectExtent l="0" t="0" r="0" b="0"/>
+            <wp:docPr id="776491940" name="Picture 1"/>
+            <wp:cNvGraphicFramePr>
+              <a:graphicFrameLocks xmlns:a="http://schemas.openxmlformats.org/drawingml/2006/main" noChangeAspect="1"/>
+            </wp:cNvGraphicFramePr>
+            <a:graphic xmlns:a="http://schemas.openxmlformats.org/drawingml/2006/main">
+              <a:graphicData uri="http://schemas.openxmlformats.org/drawingml/2006/picture">
+                <pic:pic xmlns:pic="http://schemas.openxmlformats.org/drawingml/2006/picture">
+                  <pic:nvPicPr>
+                    <pic:cNvPr id="776491940" name=""/>
                     <pic:cNvPicPr/>
                   </pic:nvPicPr>
                   <pic:blipFill>
@@ -158,11 +194,14 @@
         </w:drawing>
       </w:r>
       <w:r>
+        <w:rPr>
+          <w:noProof/>
+        </w:rPr>
         <w:drawing>
-          <wp:inline distT="0" distB="0" distL="0" distR="0" wp14:anchorId="2DBB573B" wp14:editId="665E6B98">
-            <wp:extent cx="5943600" cy="3293745"/>
+          <wp:inline distT="0" distB="0" distL="0" distR="0" wp14:anchorId="0A05660C" wp14:editId="061DEF05">
+            <wp:extent cx="5943600" cy="3769995"/>
             <wp:effectExtent l="0" t="0" r="0" b="1905"/>
-            <wp:docPr id="413114598" name="Picture 1"/>
+            <wp:docPr id="2080937912" name="Picture 1"/>
             <wp:cNvGraphicFramePr>
               <a:graphicFrameLocks xmlns:a="http://schemas.openxmlformats.org/drawingml/2006/main" noChangeAspect="1"/>
             </wp:cNvGraphicFramePr>
@@ -170,7 +209,7 @@
               <a:graphicData uri="http://schemas.openxmlformats.org/drawingml/2006/picture">
                 <pic:pic xmlns:pic="http://schemas.openxmlformats.org/drawingml/2006/picture">
                   <pic:nvPicPr>
-                    <pic:cNvPr id="413114598" name=""/>
+                    <pic:cNvPr id="2080937912" name=""/>
                     <pic:cNvPicPr/>
                   </pic:nvPicPr>
                   <pic:blipFill>
@@ -182,7 +221,7 @@
                   <pic:spPr>
                     <a:xfrm>
                       <a:off x="0" y="0"/>
-                      <a:ext cx="5943600" cy="3293745"/>
+                      <a:ext cx="5943600" cy="3769995"/>
                     </a:xfrm>
                     <a:prstGeom prst="rect">
                       <a:avLst/>
